--- a/pr-preview/pr-224/variance-covariance-tracked-changes.docx
+++ b/pr-preview/pr-224/variance-covariance-tracked-changes.docx
@@ -16,7 +16,7 @@
       </w:pPr>
       <w:del w:id="1" w:author="PR Preview" w:date="2026-01-01T00:00:00Z">
         <w:r>
-          <w:delText xml:space="preserve">Last modified: 2026-10-19 00:13:33 (PDT)</w:delText>
+          <w:delText xml:space="preserve">Last modified: 2026-10-19 11:35:16 (PDT)</w:delText>
         </w:r>
       </w:del>
     </w:p>
@@ -26,7 +26,7 @@
       </w:pPr>
       <w:ins w:id="2" w:author="PR Preview" w:date="2026-01-01T00:00:00Z">
         <w:r>
-          <w:t xml:space="preserve">Last modified: 2026-10-19 03:12:25 (PDT)</w:t>
+          <w:t xml:space="preserve">Last modified: 2026-10-19 11:35:47 (PDT)</w:t>
         </w:r>
       </w:ins>
     </w:p>
@@ -3640,32 +3640,21 @@
         <w:t xml:space="preserve">. </w:t>
       </w:r>
       <w:r>
-        <w:t xml:space="preserve">By</w:t>
-      </w:r>
-      <w:r>
-        <w:t xml:space="preserve"> </w:t>
-      </w:r>
-      <w:hyperlink r:id="rId31">
-        <w:r>
-          <w:rPr>
-            <w:rStyle w:val="Hyperlink"/>
-          </w:rPr>
-          <w:t xml:space="preserve">linearity of expectation</w:t>
-        </w:r>
-      </w:hyperlink>
-      <w:r>
-        <w:t xml:space="preserve">,</w:t>
-      </w:r>
-      <w:r>
-        <w:t xml:space="preserve"> </w:t>
-      </w:r>
-      <w:r>
-        <w:t xml:space="preserve">with</w:t>
+        <w:t xml:space="preserve">Let</w:t>
       </w:r>
       <w:r>
         <w:t xml:space="preserve"> </w:t>
       </w:r>
       <m:oMath>
+        <m:r>
+          <m:t>μ</m:t>
+        </m:r>
+        <m:r>
+          <m:rPr>
+            <m:sty m:val="p"/>
+          </m:rPr>
+          <m:t>=</m:t>
+        </m:r>
         <m:r>
           <m:rPr>
             <m:sty m:val="p"/>
@@ -3696,7 +3685,72 @@
         <w:t xml:space="preserve"> </w:t>
       </w:r>
       <w:r>
-        <w:t xml:space="preserve">treated as a constant:</w:t>
+        <w:t xml:space="preserve">be the</w:t>
+      </w:r>
+      <w:r>
+        <w:t xml:space="preserve"> </w:t>
+      </w:r>
+      <w:hyperlink r:id="rId11">
+        <w:r>
+          <w:rPr>
+            <w:rStyle w:val="Hyperlink"/>
+          </w:rPr>
+          <w:t xml:space="preserve">population mean</w:t>
+        </w:r>
+      </w:hyperlink>
+      <w:r>
+        <w:t xml:space="preserve"> </w:t>
+      </w:r>
+      <w:r>
+        <w:t xml:space="preserve">of</w:t>
+      </w:r>
+      <w:r>
+        <w:t xml:space="preserve"> </w:t>
+      </w:r>
+      <m:oMath>
+        <m:r>
+          <m:t>X</m:t>
+        </m:r>
+      </m:oMath>
+      <w:r>
+        <w:t xml:space="preserve">.</w:t>
+      </w:r>
+      <w:r>
+        <w:t xml:space="preserve"> </w:t>
+      </w:r>
+      <w:r>
+        <w:t xml:space="preserve">It is a constant, so</w:t>
+      </w:r>
+      <w:r>
+        <w:t xml:space="preserve"> </w:t>
+      </w:r>
+      <w:hyperlink r:id="rId31">
+        <w:r>
+          <w:rPr>
+            <w:rStyle w:val="Hyperlink"/>
+          </w:rPr>
+          <w:t xml:space="preserve">linearity of expectation</w:t>
+        </w:r>
+      </w:hyperlink>
+      <w:r>
+        <w:t xml:space="preserve"> </w:t>
+      </w:r>
+      <w:r>
+        <w:t xml:space="preserve">applies with</w:t>
+      </w:r>
+      <w:r>
+        <w:t xml:space="preserve"> </w:t>
+      </w:r>
+      <m:oMath>
+        <m:r>
+          <m:t>μ</m:t>
+        </m:r>
+      </m:oMath>
+      <w:r>
+        <w:t xml:space="preserve"> </w:t>
+      </w:r>
+      <w:r>
+        <w:t xml:space="preserve">as a coefficient:</w:t>
       </w:r>
     </w:p>
     <w:p>
@@ -3875,29 +3929,7 @@
                     <m:t>−</m:t>
                   </m:r>
                   <m:r>
-                    <m:rPr>
-                      <m:sty m:val="p"/>
-                    </m:rPr>
-                    <m:t>E</m:t>
-                  </m:r>
-                  <m:r>
-                    <m:t>​</m:t>
-                  </m:r>
-                  <m:d>
-                    <m:dPr>
-                      <m:begChr m:val="["/>
-                      <m:sepChr m:val=""/>
-                      <m:endChr m:val="]"/>
-                      <m:grow/>
-                    </m:dPr>
-                    <m:e>
-                      <m:r>
-                        <m:t>X</m:t>
-                      </m:r>
-                    </m:e>
-                  </m:d>
-                  <m:r>
-                    <m:t>​</m:t>
+                    <m:t>μ</m:t>
                   </m:r>
                   <m:sSup>
                     <m:e>
@@ -3930,7 +3962,17 @@
                   <m:nor/>
                   <m:sty m:val="p"/>
                 </m:rPr>
-                <m:t>(definition of deviation from mean)</m:t>
+                <m:t>(definition of deviation from the population mean </m:t>
+              </m:r>
+              <m:r>
+                <m:t>μ</m:t>
+              </m:r>
+              <m:r>
+                <m:rPr>
+                  <m:nor/>
+                  <m:sty m:val="p"/>
+                </m:rPr>
+                <m:t>)</m:t>
               </m:r>
             </m:e>
             <m:e>
@@ -3985,29 +4027,7 @@
                     <m:t>X</m:t>
                   </m:r>
                   <m:r>
-                    <m:rPr>
-                      <m:sty m:val="p"/>
-                    </m:rPr>
-                    <m:t>E</m:t>
-                  </m:r>
-                  <m:r>
-                    <m:t>​</m:t>
-                  </m:r>
-                  <m:d>
-                    <m:dPr>
-                      <m:begChr m:val="["/>
-                      <m:sepChr m:val=""/>
-                      <m:endChr m:val="]"/>
-                      <m:grow/>
-                    </m:dPr>
-                    <m:e>
-                      <m:r>
-                        <m:t>X</m:t>
-                      </m:r>
-                    </m:e>
-                  </m:d>
-                  <m:r>
-                    <m:t>​</m:t>
+                    <m:t>μ</m:t>
                   </m:r>
                   <m:r>
                     <m:rPr>
@@ -4029,29 +4049,7 @@
                         </m:dPr>
                         <m:e>
                           <m:r>
-                            <m:rPr>
-                              <m:sty m:val="p"/>
-                            </m:rPr>
-                            <m:t>E</m:t>
-                          </m:r>
-                          <m:r>
-                            <m:t>​</m:t>
-                          </m:r>
-                          <m:d>
-                            <m:dPr>
-                              <m:begChr m:val="["/>
-                              <m:sepChr m:val=""/>
-                              <m:endChr m:val="]"/>
-                              <m:grow/>
-                            </m:dPr>
-                            <m:e>
-                              <m:r>
-                                <m:t>X</m:t>
-                              </m:r>
-                            </m:e>
-                          </m:d>
-                          <m:r>
-                            <m:t>​</m:t>
+                            <m:t>μ</m:t>
                           </m:r>
                         </m:e>
                       </m:d>
@@ -4138,6 +4136,9 @@
                 <m:t>2</m:t>
               </m:r>
               <m:r>
+                <m:t>μ</m:t>
+              </m:r>
+              <m:r>
                 <m:rPr>
                   <m:sty m:val="p"/>
                 </m:rPr>
@@ -4166,6 +4167,74 @@
                 <m:rPr>
                   <m:sty m:val="p"/>
                 </m:rPr>
+                <m:t>+</m:t>
+              </m:r>
+              <m:sSup>
+                <m:e>
+                  <m:r>
+                    <m:t>​</m:t>
+                  </m:r>
+                  <m:d>
+                    <m:dPr>
+                      <m:begChr m:val="("/>
+                      <m:sepChr m:val=""/>
+                      <m:endChr m:val=")"/>
+                      <m:grow/>
+                    </m:dPr>
+                    <m:e>
+                      <m:r>
+                        <m:t>μ</m:t>
+                      </m:r>
+                    </m:e>
+                  </m:d>
+                  <m:r>
+                    <m:t>​</m:t>
+                  </m:r>
+                </m:e>
+                <m:sup>
+                  <m:r>
+                    <m:t>2</m:t>
+                  </m:r>
+                </m:sup>
+              </m:sSup>
+              <m:r>
+                <m:t>&amp;</m:t>
+              </m:r>
+              <m:r>
+                <m:t>&amp;</m:t>
+              </m:r>
+              <m:r>
+                <m:rPr>
+                  <m:nor/>
+                  <m:sty m:val="p"/>
+                </m:rPr>
+                <m:t>(linearity of expectation; </m:t>
+              </m:r>
+              <m:r>
+                <m:t>μ</m:t>
+              </m:r>
+              <m:r>
+                <m:rPr>
+                  <m:nor/>
+                  <m:sty m:val="p"/>
+                </m:rPr>
+                <m:t> is a constant)</m:t>
+              </m:r>
+            </m:e>
+            <m:e>
+              <m:r>
+                <m:t>&amp;</m:t>
+              </m:r>
+              <m:r>
+                <m:rPr>
+                  <m:sty m:val="p"/>
+                </m:rPr>
+                <m:t>=</m:t>
+              </m:r>
+              <m:r>
+                <m:rPr>
+                  <m:sty m:val="p"/>
+                </m:rPr>
                 <m:t>E</m:t>
               </m:r>
               <m:r>
@@ -4179,9 +4248,18 @@
                   <m:grow/>
                 </m:dPr>
                 <m:e>
-                  <m:r>
-                    <m:t>X</m:t>
-                  </m:r>
+                  <m:sSup>
+                    <m:e>
+                      <m:r>
+                        <m:t>X</m:t>
+                      </m:r>
+                    </m:e>
+                    <m:sup>
+                      <m:r>
+                        <m:t>2</m:t>
+                      </m:r>
+                    </m:sup>
+                  </m:sSup>
                 </m:e>
               </m:d>
               <m:r>
@@ -4191,7 +4269,269 @@
                 <m:rPr>
                   <m:sty m:val="p"/>
                 </m:rPr>
+                <m:t>−</m:t>
+              </m:r>
+              <m:r>
+                <m:t>2</m:t>
+              </m:r>
+              <m:sSup>
+                <m:e>
+                  <m:r>
+                    <m:t>​</m:t>
+                  </m:r>
+                  <m:d>
+                    <m:dPr>
+                      <m:begChr m:val="("/>
+                      <m:sepChr m:val=""/>
+                      <m:endChr m:val=")"/>
+                      <m:grow/>
+                    </m:dPr>
+                    <m:e>
+                      <m:r>
+                        <m:t>μ</m:t>
+                      </m:r>
+                    </m:e>
+                  </m:d>
+                  <m:r>
+                    <m:t>​</m:t>
+                  </m:r>
+                </m:e>
+                <m:sup>
+                  <m:r>
+                    <m:t>2</m:t>
+                  </m:r>
+                </m:sup>
+              </m:sSup>
+              <m:r>
+                <m:rPr>
+                  <m:sty m:val="p"/>
+                </m:rPr>
                 <m:t>+</m:t>
+              </m:r>
+              <m:sSup>
+                <m:e>
+                  <m:r>
+                    <m:t>​</m:t>
+                  </m:r>
+                  <m:d>
+                    <m:dPr>
+                      <m:begChr m:val="("/>
+                      <m:sepChr m:val=""/>
+                      <m:endChr m:val=")"/>
+                      <m:grow/>
+                    </m:dPr>
+                    <m:e>
+                      <m:r>
+                        <m:t>μ</m:t>
+                      </m:r>
+                    </m:e>
+                  </m:d>
+                  <m:r>
+                    <m:t>​</m:t>
+                  </m:r>
+                </m:e>
+                <m:sup>
+                  <m:r>
+                    <m:t>2</m:t>
+                  </m:r>
+                </m:sup>
+              </m:sSup>
+              <m:r>
+                <m:t>&amp;</m:t>
+              </m:r>
+              <m:r>
+                <m:t>&amp;</m:t>
+              </m:r>
+              <m:r>
+                <m:rPr>
+                  <m:nor/>
+                  <m:sty m:val="p"/>
+                </m:rPr>
+                <m:t>(</m:t>
+              </m:r>
+              <m:r>
+                <m:rPr>
+                  <m:sty m:val="p"/>
+                </m:rPr>
+                <m:t>E</m:t>
+              </m:r>
+              <m:r>
+                <m:t>​</m:t>
+              </m:r>
+              <m:d>
+                <m:dPr>
+                  <m:begChr m:val="["/>
+                  <m:sepChr m:val=""/>
+                  <m:endChr m:val="]"/>
+                  <m:grow/>
+                </m:dPr>
+                <m:e>
+                  <m:r>
+                    <m:t>X</m:t>
+                  </m:r>
+                </m:e>
+              </m:d>
+              <m:r>
+                <m:t>​</m:t>
+              </m:r>
+              <m:r>
+                <m:rPr>
+                  <m:sty m:val="p"/>
+                </m:rPr>
+                <m:t>=</m:t>
+              </m:r>
+              <m:r>
+                <m:t>μ</m:t>
+              </m:r>
+              <m:r>
+                <m:rPr>
+                  <m:nor/>
+                  <m:sty m:val="p"/>
+                </m:rPr>
+                <m:t>)</m:t>
+              </m:r>
+            </m:e>
+            <m:e>
+              <m:r>
+                <m:t>&amp;</m:t>
+              </m:r>
+              <m:r>
+                <m:rPr>
+                  <m:sty m:val="p"/>
+                </m:rPr>
+                <m:t>=</m:t>
+              </m:r>
+              <m:r>
+                <m:rPr>
+                  <m:sty m:val="p"/>
+                </m:rPr>
+                <m:t>E</m:t>
+              </m:r>
+              <m:r>
+                <m:t>​</m:t>
+              </m:r>
+              <m:d>
+                <m:dPr>
+                  <m:begChr m:val="["/>
+                  <m:sepChr m:val=""/>
+                  <m:endChr m:val="]"/>
+                  <m:grow/>
+                </m:dPr>
+                <m:e>
+                  <m:sSup>
+                    <m:e>
+                      <m:r>
+                        <m:t>X</m:t>
+                      </m:r>
+                    </m:e>
+                    <m:sup>
+                      <m:r>
+                        <m:t>2</m:t>
+                      </m:r>
+                    </m:sup>
+                  </m:sSup>
+                </m:e>
+              </m:d>
+              <m:r>
+                <m:t>​</m:t>
+              </m:r>
+              <m:r>
+                <m:rPr>
+                  <m:sty m:val="p"/>
+                </m:rPr>
+                <m:t>−</m:t>
+              </m:r>
+              <m:sSup>
+                <m:e>
+                  <m:r>
+                    <m:t>​</m:t>
+                  </m:r>
+                  <m:d>
+                    <m:dPr>
+                      <m:begChr m:val="("/>
+                      <m:sepChr m:val=""/>
+                      <m:endChr m:val=")"/>
+                      <m:grow/>
+                    </m:dPr>
+                    <m:e>
+                      <m:r>
+                        <m:t>μ</m:t>
+                      </m:r>
+                    </m:e>
+                  </m:d>
+                  <m:r>
+                    <m:t>​</m:t>
+                  </m:r>
+                </m:e>
+                <m:sup>
+                  <m:r>
+                    <m:t>2</m:t>
+                  </m:r>
+                </m:sup>
+              </m:sSup>
+              <m:r>
+                <m:t>&amp;</m:t>
+              </m:r>
+              <m:r>
+                <m:t>&amp;</m:t>
+              </m:r>
+              <m:r>
+                <m:rPr>
+                  <m:nor/>
+                  <m:sty m:val="p"/>
+                </m:rPr>
+                <m:t>(combine like terms)</m:t>
+              </m:r>
+            </m:e>
+            <m:e>
+              <m:r>
+                <m:t>&amp;</m:t>
+              </m:r>
+              <m:r>
+                <m:rPr>
+                  <m:sty m:val="p"/>
+                </m:rPr>
+                <m:t>=</m:t>
+              </m:r>
+              <m:r>
+                <m:rPr>
+                  <m:sty m:val="p"/>
+                </m:rPr>
+                <m:t>E</m:t>
+              </m:r>
+              <m:r>
+                <m:t>​</m:t>
+              </m:r>
+              <m:d>
+                <m:dPr>
+                  <m:begChr m:val="["/>
+                  <m:sepChr m:val=""/>
+                  <m:endChr m:val="]"/>
+                  <m:grow/>
+                </m:dPr>
+                <m:e>
+                  <m:sSup>
+                    <m:e>
+                      <m:r>
+                        <m:t>X</m:t>
+                      </m:r>
+                    </m:e>
+                    <m:sup>
+                      <m:r>
+                        <m:t>2</m:t>
+                      </m:r>
+                    </m:sup>
+                  </m:sSup>
+                </m:e>
+              </m:d>
+              <m:r>
+                <m:t>​</m:t>
+              </m:r>
+              <m:r>
+                <m:rPr>
+                  <m:sty m:val="p"/>
+                </m:rPr>
+                <m:t>−</m:t>
               </m:r>
               <m:sSup>
                 <m:e>
@@ -4254,7 +4594,16 @@
                   <m:nor/>
                   <m:sty m:val="p"/>
                 </m:rPr>
-                <m:t>(linearity of expectation; </m:t>
+                <m:t>(</m:t>
+              </m:r>
+              <m:r>
+                <m:t>μ</m:t>
+              </m:r>
+              <m:r>
+                <m:rPr>
+                  <m:sty m:val="p"/>
+                </m:rPr>
+                <m:t>=</m:t>
               </m:r>
               <m:r>
                 <m:rPr>
@@ -4286,121 +4635,7 @@
                   <m:nor/>
                   <m:sty m:val="p"/>
                 </m:rPr>
-                <m:t> is a constant)</m:t>
-              </m:r>
-            </m:e>
-            <m:e>
-              <m:r>
-                <m:t>&amp;</m:t>
-              </m:r>
-              <m:r>
-                <m:rPr>
-                  <m:sty m:val="p"/>
-                </m:rPr>
-                <m:t>=</m:t>
-              </m:r>
-              <m:r>
-                <m:rPr>
-                  <m:sty m:val="p"/>
-                </m:rPr>
-                <m:t>E</m:t>
-              </m:r>
-              <m:r>
-                <m:t>​</m:t>
-              </m:r>
-              <m:d>
-                <m:dPr>
-                  <m:begChr m:val="["/>
-                  <m:sepChr m:val=""/>
-                  <m:endChr m:val="]"/>
-                  <m:grow/>
-                </m:dPr>
-                <m:e>
-                  <m:sSup>
-                    <m:e>
-                      <m:r>
-                        <m:t>X</m:t>
-                      </m:r>
-                    </m:e>
-                    <m:sup>
-                      <m:r>
-                        <m:t>2</m:t>
-                      </m:r>
-                    </m:sup>
-                  </m:sSup>
-                </m:e>
-              </m:d>
-              <m:r>
-                <m:t>​</m:t>
-              </m:r>
-              <m:r>
-                <m:rPr>
-                  <m:sty m:val="p"/>
-                </m:rPr>
-                <m:t>−</m:t>
-              </m:r>
-              <m:sSup>
-                <m:e>
-                  <m:r>
-                    <m:t>​</m:t>
-                  </m:r>
-                  <m:d>
-                    <m:dPr>
-                      <m:begChr m:val="("/>
-                      <m:sepChr m:val=""/>
-                      <m:endChr m:val=")"/>
-                      <m:grow/>
-                    </m:dPr>
-                    <m:e>
-                      <m:r>
-                        <m:rPr>
-                          <m:sty m:val="p"/>
-                        </m:rPr>
-                        <m:t>E</m:t>
-                      </m:r>
-                      <m:r>
-                        <m:t>​</m:t>
-                      </m:r>
-                      <m:d>
-                        <m:dPr>
-                          <m:begChr m:val="["/>
-                          <m:sepChr m:val=""/>
-                          <m:endChr m:val="]"/>
-                          <m:grow/>
-                        </m:dPr>
-                        <m:e>
-                          <m:r>
-                            <m:t>X</m:t>
-                          </m:r>
-                        </m:e>
-                      </m:d>
-                      <m:r>
-                        <m:t>​</m:t>
-                      </m:r>
-                    </m:e>
-                  </m:d>
-                  <m:r>
-                    <m:t>​</m:t>
-                  </m:r>
-                </m:e>
-                <m:sup>
-                  <m:r>
-                    <m:t>2</m:t>
-                  </m:r>
-                </m:sup>
-              </m:sSup>
-              <m:r>
-                <m:t>&amp;</m:t>
-              </m:r>
-              <m:r>
-                <m:t>&amp;</m:t>
-              </m:r>
-              <m:r>
-                <m:rPr>
-                  <m:nor/>
-                  <m:sty m:val="p"/>
-                </m:rPr>
-                <m:t>(combine like terms)</m:t>
+                <m:t>)</m:t>
               </m:r>
             </m:e>
           </m:eqArr>
@@ -19615,7 +19850,163 @@
         <w:t xml:space="preserve">. </w:t>
       </w:r>
       <w:r>
-        <w:t xml:space="preserve">By</w:t>
+        <w:t xml:space="preserve">Let</w:t>
+      </w:r>
+      <w:r>
+        <w:t xml:space="preserve"> </w:t>
+      </w:r>
+      <m:oMath>
+        <m:sSub>
+          <m:e>
+            <m:r>
+              <m:t>μ</m:t>
+            </m:r>
+          </m:e>
+          <m:sub>
+            <m:r>
+              <m:t>X</m:t>
+            </m:r>
+          </m:sub>
+        </m:sSub>
+        <m:r>
+          <m:rPr>
+            <m:sty m:val="p"/>
+          </m:rPr>
+          <m:t>=</m:t>
+        </m:r>
+        <m:r>
+          <m:rPr>
+            <m:sty m:val="p"/>
+          </m:rPr>
+          <m:t>E</m:t>
+        </m:r>
+        <m:r>
+          <m:t>​</m:t>
+        </m:r>
+        <m:d>
+          <m:dPr>
+            <m:begChr m:val="["/>
+            <m:sepChr m:val=""/>
+            <m:endChr m:val="]"/>
+            <m:grow/>
+          </m:dPr>
+          <m:e>
+            <m:r>
+              <m:t>X</m:t>
+            </m:r>
+          </m:e>
+        </m:d>
+        <m:r>
+          <m:t>​</m:t>
+        </m:r>
+      </m:oMath>
+      <w:r>
+        <w:t xml:space="preserve"> </w:t>
+      </w:r>
+      <w:r>
+        <w:t xml:space="preserve">and</w:t>
+      </w:r>
+      <w:r>
+        <w:t xml:space="preserve"> </w:t>
+      </w:r>
+      <m:oMath>
+        <m:sSub>
+          <m:e>
+            <m:r>
+              <m:t>μ</m:t>
+            </m:r>
+          </m:e>
+          <m:sub>
+            <m:r>
+              <m:t>Y</m:t>
+            </m:r>
+          </m:sub>
+        </m:sSub>
+        <m:r>
+          <m:rPr>
+            <m:sty m:val="p"/>
+          </m:rPr>
+          <m:t>=</m:t>
+        </m:r>
+        <m:r>
+          <m:rPr>
+            <m:sty m:val="p"/>
+          </m:rPr>
+          <m:t>E</m:t>
+        </m:r>
+        <m:r>
+          <m:t>​</m:t>
+        </m:r>
+        <m:d>
+          <m:dPr>
+            <m:begChr m:val="["/>
+            <m:sepChr m:val=""/>
+            <m:endChr m:val="]"/>
+            <m:grow/>
+          </m:dPr>
+          <m:e>
+            <m:r>
+              <m:t>Y</m:t>
+            </m:r>
+          </m:e>
+        </m:d>
+        <m:r>
+          <m:t>​</m:t>
+        </m:r>
+      </m:oMath>
+      <w:r>
+        <w:t xml:space="preserve"> </w:t>
+      </w:r>
+      <w:r>
+        <w:t xml:space="preserve">be the</w:t>
+      </w:r>
+      <w:r>
+        <w:t xml:space="preserve"> </w:t>
+      </w:r>
+      <w:hyperlink r:id="rId11">
+        <w:r>
+          <w:rPr>
+            <w:rStyle w:val="Hyperlink"/>
+          </w:rPr>
+          <w:t xml:space="preserve">population means</w:t>
+        </w:r>
+      </w:hyperlink>
+      <w:r>
+        <w:t xml:space="preserve"> </w:t>
+      </w:r>
+      <w:r>
+        <w:t xml:space="preserve">of</w:t>
+      </w:r>
+      <w:r>
+        <w:t xml:space="preserve"> </w:t>
+      </w:r>
+      <m:oMath>
+        <m:r>
+          <m:t>X</m:t>
+        </m:r>
+      </m:oMath>
+      <w:r>
+        <w:t xml:space="preserve"> </w:t>
+      </w:r>
+      <w:r>
+        <w:t xml:space="preserve">and</w:t>
+      </w:r>
+      <w:r>
+        <w:t xml:space="preserve"> </w:t>
+      </w:r>
+      <m:oMath>
+        <m:r>
+          <m:t>Y</m:t>
+        </m:r>
+      </m:oMath>
+      <w:r>
+        <w:t xml:space="preserve">.</w:t>
+      </w:r>
+      <w:r>
+        <w:t xml:space="preserve"> </w:t>
+      </w:r>
+      <w:r>
+        <w:t xml:space="preserve">They are constants, so</w:t>
       </w:r>
       <w:r>
         <w:t xml:space="preserve"> </w:t>
@@ -19629,7 +20020,10 @@
         </w:r>
       </w:hyperlink>
       <w:r>
-        <w:t xml:space="preserve">,</w:t>
+        <w:t xml:space="preserve"> </w:t>
+      </w:r>
+      <w:r>
+        <w:t xml:space="preserve">applies with them as coefficients,</w:t>
       </w:r>
       <w:r>
         <w:t xml:space="preserve"> </w:t>
@@ -19751,31 +20145,18 @@
                     </m:rPr>
                     <m:t>−</m:t>
                   </m:r>
-                  <m:r>
-                    <m:rPr>
-                      <m:sty m:val="p"/>
-                    </m:rPr>
-                    <m:t>E</m:t>
-                  </m:r>
-                  <m:r>
-                    <m:t>​</m:t>
-                  </m:r>
-                  <m:d>
-                    <m:dPr>
-                      <m:begChr m:val="["/>
-                      <m:sepChr m:val=""/>
-                      <m:endChr m:val="]"/>
-                      <m:grow/>
-                    </m:dPr>
+                  <m:sSub>
                     <m:e>
                       <m:r>
+                        <m:t>μ</m:t>
+                      </m:r>
+                    </m:e>
+                    <m:sub>
+                      <m:r>
                         <m:t>X</m:t>
                       </m:r>
-                    </m:e>
-                  </m:d>
-                  <m:r>
-                    <m:t>​</m:t>
-                  </m:r>
+                    </m:sub>
+                  </m:sSub>
                   <m:r>
                     <m:rPr>
                       <m:sty m:val="p"/>
@@ -19797,31 +20178,18 @@
                     </m:rPr>
                     <m:t>−</m:t>
                   </m:r>
-                  <m:r>
-                    <m:rPr>
-                      <m:sty m:val="p"/>
-                    </m:rPr>
-                    <m:t>E</m:t>
-                  </m:r>
-                  <m:r>
-                    <m:t>​</m:t>
-                  </m:r>
-                  <m:d>
-                    <m:dPr>
-                      <m:begChr m:val="["/>
-                      <m:sepChr m:val=""/>
-                      <m:endChr m:val="]"/>
-                      <m:grow/>
-                    </m:dPr>
+                  <m:sSub>
                     <m:e>
                       <m:r>
+                        <m:t>μ</m:t>
+                      </m:r>
+                    </m:e>
+                    <m:sub>
+                      <m:r>
                         <m:t>Y</m:t>
                       </m:r>
-                    </m:e>
-                  </m:d>
-                  <m:r>
-                    <m:t>​</m:t>
-                  </m:r>
+                    </m:sub>
+                  </m:sSub>
                   <m:r>
                     <m:rPr>
                       <m:sty m:val="p"/>
@@ -19844,7 +20212,44 @@
                   <m:nor/>
                   <m:sty m:val="p"/>
                 </m:rPr>
-                <m:t>(definition of covariance)</m:t>
+                <m:t>(definition of covariance, with population means </m:t>
+              </m:r>
+              <m:sSub>
+                <m:e>
+                  <m:r>
+                    <m:t>μ</m:t>
+                  </m:r>
+                </m:e>
+                <m:sub>
+                  <m:r>
+                    <m:t>X</m:t>
+                  </m:r>
+                </m:sub>
+              </m:sSub>
+              <m:r>
+                <m:rPr>
+                  <m:sty m:val="p"/>
+                </m:rPr>
+                <m:t>,</m:t>
+              </m:r>
+              <m:sSub>
+                <m:e>
+                  <m:r>
+                    <m:t>μ</m:t>
+                  </m:r>
+                </m:e>
+                <m:sub>
+                  <m:r>
+                    <m:t>Y</m:t>
+                  </m:r>
+                </m:sub>
+              </m:sSub>
+              <m:r>
+                <m:rPr>
+                  <m:nor/>
+                  <m:sty m:val="p"/>
+                </m:rPr>
+                <m:t>)</m:t>
               </m:r>
             </m:e>
             <m:e>
@@ -19889,31 +20294,18 @@
                   <m:r>
                     <m:t>X</m:t>
                   </m:r>
-                  <m:r>
-                    <m:rPr>
-                      <m:sty m:val="p"/>
-                    </m:rPr>
-                    <m:t>E</m:t>
-                  </m:r>
-                  <m:r>
-                    <m:t>​</m:t>
-                  </m:r>
-                  <m:d>
-                    <m:dPr>
-                      <m:begChr m:val="["/>
-                      <m:sepChr m:val=""/>
-                      <m:endChr m:val="]"/>
-                      <m:grow/>
-                    </m:dPr>
+                  <m:sSub>
                     <m:e>
                       <m:r>
+                        <m:t>μ</m:t>
+                      </m:r>
+                    </m:e>
+                    <m:sub>
+                      <m:r>
                         <m:t>Y</m:t>
                       </m:r>
-                    </m:e>
-                  </m:d>
-                  <m:r>
-                    <m:t>​</m:t>
-                  </m:r>
+                    </m:sub>
+                  </m:sSub>
                   <m:r>
                     <m:rPr>
                       <m:sty m:val="p"/>
@@ -19923,87 +20315,48 @@
                   <m:r>
                     <m:t>Y</m:t>
                   </m:r>
-                  <m:r>
-                    <m:rPr>
-                      <m:sty m:val="p"/>
-                    </m:rPr>
-                    <m:t>E</m:t>
-                  </m:r>
-                  <m:r>
-                    <m:t>​</m:t>
-                  </m:r>
-                  <m:d>
-                    <m:dPr>
-                      <m:begChr m:val="["/>
-                      <m:sepChr m:val=""/>
-                      <m:endChr m:val="]"/>
-                      <m:grow/>
-                    </m:dPr>
+                  <m:sSub>
                     <m:e>
                       <m:r>
+                        <m:t>μ</m:t>
+                      </m:r>
+                    </m:e>
+                    <m:sub>
+                      <m:r>
                         <m:t>X</m:t>
                       </m:r>
-                    </m:e>
-                  </m:d>
-                  <m:r>
-                    <m:t>​</m:t>
-                  </m:r>
+                    </m:sub>
+                  </m:sSub>
                   <m:r>
                     <m:rPr>
                       <m:sty m:val="p"/>
                     </m:rPr>
                     <m:t>+</m:t>
                   </m:r>
-                  <m:r>
-                    <m:rPr>
-                      <m:sty m:val="p"/>
-                    </m:rPr>
-                    <m:t>E</m:t>
-                  </m:r>
-                  <m:r>
-                    <m:t>​</m:t>
-                  </m:r>
-                  <m:d>
-                    <m:dPr>
-                      <m:begChr m:val="["/>
-                      <m:sepChr m:val=""/>
-                      <m:endChr m:val="]"/>
-                      <m:grow/>
-                    </m:dPr>
+                  <m:sSub>
                     <m:e>
                       <m:r>
+                        <m:t>μ</m:t>
+                      </m:r>
+                    </m:e>
+                    <m:sub>
+                      <m:r>
                         <m:t>X</m:t>
                       </m:r>
+                    </m:sub>
+                  </m:sSub>
+                  <m:sSub>
+                    <m:e>
+                      <m:r>
+                        <m:t>μ</m:t>
+                      </m:r>
                     </m:e>
-                  </m:d>
-                  <m:r>
-                    <m:t>​</m:t>
-                  </m:r>
-                  <m:r>
-                    <m:rPr>
-                      <m:sty m:val="p"/>
-                    </m:rPr>
-                    <m:t>E</m:t>
-                  </m:r>
-                  <m:r>
-                    <m:t>​</m:t>
-                  </m:r>
-                  <m:d>
-                    <m:dPr>
-                      <m:begChr m:val="["/>
-                      <m:sepChr m:val=""/>
-                      <m:endChr m:val="]"/>
-                      <m:grow/>
-                    </m:dPr>
-                    <m:e>
+                    <m:sub>
                       <m:r>
                         <m:t>Y</m:t>
                       </m:r>
-                    </m:e>
-                  </m:d>
-                  <m:r>
-                    <m:t>​</m:t>
-                  </m:r>
+                    </m:sub>
+                  </m:sSub>
                 </m:e>
               </m:d>
               <m:r>
@@ -20067,6 +20420,18 @@
                 </m:rPr>
                 <m:t>−</m:t>
               </m:r>
+              <m:sSub>
+                <m:e>
+                  <m:r>
+                    <m:t>μ</m:t>
+                  </m:r>
+                </m:e>
+                <m:sub>
+                  <m:r>
+                    <m:t>Y</m:t>
+                  </m:r>
+                </m:sub>
+              </m:sSub>
               <m:r>
                 <m:rPr>
                   <m:sty m:val="p"/>
@@ -20096,6 +20461,24 @@
                 <m:rPr>
                   <m:sty m:val="p"/>
                 </m:rPr>
+                <m:t>−</m:t>
+              </m:r>
+              <m:sSub>
+                <m:e>
+                  <m:r>
+                    <m:t>μ</m:t>
+                  </m:r>
+                </m:e>
+                <m:sub>
+                  <m:r>
+                    <m:t>X</m:t>
+                  </m:r>
+                </m:sub>
+              </m:sSub>
+              <m:r>
+                <m:rPr>
+                  <m:sty m:val="p"/>
+                </m:rPr>
                 <m:t>E</m:t>
               </m:r>
               <m:r>
@@ -20121,7 +20504,92 @@
                 <m:rPr>
                   <m:sty m:val="p"/>
                 </m:rPr>
-                <m:t>−</m:t>
+                <m:t>+</m:t>
+              </m:r>
+              <m:sSub>
+                <m:e>
+                  <m:r>
+                    <m:t>μ</m:t>
+                  </m:r>
+                </m:e>
+                <m:sub>
+                  <m:r>
+                    <m:t>X</m:t>
+                  </m:r>
+                </m:sub>
+              </m:sSub>
+              <m:sSub>
+                <m:e>
+                  <m:r>
+                    <m:t>μ</m:t>
+                  </m:r>
+                </m:e>
+                <m:sub>
+                  <m:r>
+                    <m:t>Y</m:t>
+                  </m:r>
+                </m:sub>
+              </m:sSub>
+              <m:r>
+                <m:t>&amp;</m:t>
+              </m:r>
+              <m:r>
+                <m:t>&amp;</m:t>
+              </m:r>
+              <m:r>
+                <m:rPr>
+                  <m:nor/>
+                  <m:sty m:val="p"/>
+                </m:rPr>
+                <m:t>(linearity of expectation; </m:t>
+              </m:r>
+              <m:sSub>
+                <m:e>
+                  <m:r>
+                    <m:t>μ</m:t>
+                  </m:r>
+                </m:e>
+                <m:sub>
+                  <m:r>
+                    <m:t>X</m:t>
+                  </m:r>
+                </m:sub>
+              </m:sSub>
+              <m:r>
+                <m:rPr>
+                  <m:sty m:val="p"/>
+                </m:rPr>
+                <m:t>,</m:t>
+              </m:r>
+              <m:sSub>
+                <m:e>
+                  <m:r>
+                    <m:t>μ</m:t>
+                  </m:r>
+                </m:e>
+                <m:sub>
+                  <m:r>
+                    <m:t>Y</m:t>
+                  </m:r>
+                </m:sub>
+              </m:sSub>
+              <m:r>
+                <m:rPr>
+                  <m:nor/>
+                  <m:sty m:val="p"/>
+                </m:rPr>
+                <m:t> are constants)</m:t>
+              </m:r>
+            </m:e>
+            <m:e>
+              <m:r>
+                <m:t>&amp;</m:t>
+              </m:r>
+              <m:r>
+                <m:rPr>
+                  <m:sty m:val="p"/>
+                </m:rPr>
+                <m:t>=</m:t>
               </m:r>
               <m:r>
                 <m:rPr>
@@ -20141,12 +20609,118 @@
                 </m:dPr>
                 <m:e>
                   <m:r>
+                    <m:t>X</m:t>
+                  </m:r>
+                  <m:r>
                     <m:t>Y</m:t>
                   </m:r>
                 </m:e>
               </m:d>
               <m:r>
                 <m:t>​</m:t>
+              </m:r>
+              <m:r>
+                <m:rPr>
+                  <m:sty m:val="p"/>
+                </m:rPr>
+                <m:t>−</m:t>
+              </m:r>
+              <m:sSub>
+                <m:e>
+                  <m:r>
+                    <m:t>μ</m:t>
+                  </m:r>
+                </m:e>
+                <m:sub>
+                  <m:r>
+                    <m:t>Y</m:t>
+                  </m:r>
+                </m:sub>
+              </m:sSub>
+              <m:sSub>
+                <m:e>
+                  <m:r>
+                    <m:t>μ</m:t>
+                  </m:r>
+                </m:e>
+                <m:sub>
+                  <m:r>
+                    <m:t>X</m:t>
+                  </m:r>
+                </m:sub>
+              </m:sSub>
+              <m:r>
+                <m:rPr>
+                  <m:sty m:val="p"/>
+                </m:rPr>
+                <m:t>−</m:t>
+              </m:r>
+              <m:sSub>
+                <m:e>
+                  <m:r>
+                    <m:t>μ</m:t>
+                  </m:r>
+                </m:e>
+                <m:sub>
+                  <m:r>
+                    <m:t>X</m:t>
+                  </m:r>
+                </m:sub>
+              </m:sSub>
+              <m:sSub>
+                <m:e>
+                  <m:r>
+                    <m:t>μ</m:t>
+                  </m:r>
+                </m:e>
+                <m:sub>
+                  <m:r>
+                    <m:t>Y</m:t>
+                  </m:r>
+                </m:sub>
+              </m:sSub>
+              <m:r>
+                <m:rPr>
+                  <m:sty m:val="p"/>
+                </m:rPr>
+                <m:t>+</m:t>
+              </m:r>
+              <m:sSub>
+                <m:e>
+                  <m:r>
+                    <m:t>μ</m:t>
+                  </m:r>
+                </m:e>
+                <m:sub>
+                  <m:r>
+                    <m:t>X</m:t>
+                  </m:r>
+                </m:sub>
+              </m:sSub>
+              <m:sSub>
+                <m:e>
+                  <m:r>
+                    <m:t>μ</m:t>
+                  </m:r>
+                </m:e>
+                <m:sub>
+                  <m:r>
+                    <m:t>Y</m:t>
+                  </m:r>
+                </m:sub>
+              </m:sSub>
+              <m:r>
+                <m:t>&amp;</m:t>
+              </m:r>
+              <m:r>
+                <m:t>&amp;</m:t>
+              </m:r>
+              <m:r>
+                <m:rPr>
+                  <m:nor/>
+                  <m:sty m:val="p"/>
+                </m:rPr>
+                <m:t>(</m:t>
               </m:r>
               <m:r>
                 <m:rPr>
@@ -20177,7 +20751,26 @@
                 <m:rPr>
                   <m:sty m:val="p"/>
                 </m:rPr>
-                <m:t>+</m:t>
+                <m:t>=</m:t>
+              </m:r>
+              <m:sSub>
+                <m:e>
+                  <m:r>
+                    <m:t>μ</m:t>
+                  </m:r>
+                </m:e>
+                <m:sub>
+                  <m:r>
+                    <m:t>X</m:t>
+                  </m:r>
+                </m:sub>
+              </m:sSub>
+              <m:r>
+                <m:rPr>
+                  <m:nor/>
+                  <m:sty m:val="p"/>
+                </m:rPr>
+                <m:t> and </m:t>
               </m:r>
               <m:r>
                 <m:rPr>
@@ -20197,12 +20790,48 @@
                 </m:dPr>
                 <m:e>
                   <m:r>
-                    <m:t>X</m:t>
+                    <m:t>Y</m:t>
                   </m:r>
                 </m:e>
               </m:d>
               <m:r>
                 <m:t>​</m:t>
+              </m:r>
+              <m:r>
+                <m:rPr>
+                  <m:sty m:val="p"/>
+                </m:rPr>
+                <m:t>=</m:t>
+              </m:r>
+              <m:sSub>
+                <m:e>
+                  <m:r>
+                    <m:t>μ</m:t>
+                  </m:r>
+                </m:e>
+                <m:sub>
+                  <m:r>
+                    <m:t>Y</m:t>
+                  </m:r>
+                </m:sub>
+              </m:sSub>
+              <m:r>
+                <m:rPr>
+                  <m:nor/>
+                  <m:sty m:val="p"/>
+                </m:rPr>
+                <m:t>)</m:t>
+              </m:r>
+            </m:e>
+            <m:e>
+              <m:r>
+                <m:t>&amp;</m:t>
+              </m:r>
+              <m:r>
+                <m:rPr>
+                  <m:sty m:val="p"/>
+                </m:rPr>
+                <m:t>=</m:t>
               </m:r>
               <m:r>
                 <m:rPr>
@@ -20222,6 +20851,9 @@
                 </m:dPr>
                 <m:e>
                   <m:r>
+                    <m:t>X</m:t>
+                  </m:r>
+                  <m:r>
                     <m:t>Y</m:t>
                   </m:r>
                 </m:e>
@@ -20230,6 +20862,36 @@
                 <m:t>​</m:t>
               </m:r>
               <m:r>
+                <m:rPr>
+                  <m:sty m:val="p"/>
+                </m:rPr>
+                <m:t>−</m:t>
+              </m:r>
+              <m:sSub>
+                <m:e>
+                  <m:r>
+                    <m:t>μ</m:t>
+                  </m:r>
+                </m:e>
+                <m:sub>
+                  <m:r>
+                    <m:t>X</m:t>
+                  </m:r>
+                </m:sub>
+              </m:sSub>
+              <m:sSub>
+                <m:e>
+                  <m:r>
+                    <m:t>μ</m:t>
+                  </m:r>
+                </m:e>
+                <m:sub>
+                  <m:r>
+                    <m:t>Y</m:t>
+                  </m:r>
+                </m:sub>
+              </m:sSub>
+              <m:r>
                 <m:t>&amp;</m:t>
               </m:r>
               <m:r>
@@ -20240,7 +20902,18 @@
                   <m:nor/>
                   <m:sty m:val="p"/>
                 </m:rPr>
-                <m:t>(linearity of expectation; </m:t>
+                <m:t>(combine like terms)</m:t>
+              </m:r>
+            </m:e>
+            <m:e>
+              <m:r>
+                <m:t>&amp;</m:t>
+              </m:r>
+              <m:r>
+                <m:rPr>
+                  <m:sty m:val="p"/>
+                </m:rPr>
+                <m:t>=</m:t>
               </m:r>
               <m:r>
                 <m:rPr>
@@ -20262,6 +20935,9 @@
                   <m:r>
                     <m:t>X</m:t>
                   </m:r>
+                  <m:r>
+                    <m:t>Y</m:t>
+                  </m:r>
                 </m:e>
               </m:d>
               <m:r>
@@ -20271,7 +20947,7 @@
                 <m:rPr>
                   <m:sty m:val="p"/>
                 </m:rPr>
-                <m:t>,</m:t>
+                <m:t>−</m:t>
               </m:r>
               <m:r>
                 <m:rPr>
@@ -20291,30 +20967,12 @@
                 </m:dPr>
                 <m:e>
                   <m:r>
-                    <m:t>Y</m:t>
+                    <m:t>X</m:t>
                   </m:r>
                 </m:e>
               </m:d>
               <m:r>
                 <m:t>​</m:t>
-              </m:r>
-              <m:r>
-                <m:rPr>
-                  <m:nor/>
-                  <m:sty m:val="p"/>
-                </m:rPr>
-                <m:t> are constants)</m:t>
-              </m:r>
-            </m:e>
-            <m:e>
-              <m:r>
-                <m:t>&amp;</m:t>
-              </m:r>
-              <m:r>
-                <m:rPr>
-                  <m:sty m:val="p"/>
-                </m:rPr>
-                <m:t>=</m:t>
               </m:r>
               <m:r>
                 <m:rPr>
@@ -20334,9 +20992,6 @@
                 </m:dPr>
                 <m:e>
                   <m:r>
-                    <m:t>X</m:t>
-                  </m:r>
-                  <m:r>
                     <m:t>Y</m:t>
                   </m:r>
                 </m:e>
@@ -20345,10 +21000,35 @@
                 <m:t>​</m:t>
               </m:r>
               <m:r>
-                <m:rPr>
-                  <m:sty m:val="p"/>
-                </m:rPr>
-                <m:t>−</m:t>
+                <m:t>&amp;</m:t>
+              </m:r>
+              <m:r>
+                <m:t>&amp;</m:t>
+              </m:r>
+              <m:r>
+                <m:rPr>
+                  <m:nor/>
+                  <m:sty m:val="p"/>
+                </m:rPr>
+                <m:t>(</m:t>
+              </m:r>
+              <m:sSub>
+                <m:e>
+                  <m:r>
+                    <m:t>μ</m:t>
+                  </m:r>
+                </m:e>
+                <m:sub>
+                  <m:r>
+                    <m:t>X</m:t>
+                  </m:r>
+                </m:sub>
+              </m:sSub>
+              <m:r>
+                <m:rPr>
+                  <m:sty m:val="p"/>
+                </m:rPr>
+                <m:t>=</m:t>
               </m:r>
               <m:r>
                 <m:rPr>
@@ -20377,6 +21057,31 @@
               </m:r>
               <m:r>
                 <m:rPr>
+                  <m:nor/>
+                  <m:sty m:val="p"/>
+                </m:rPr>
+                <m:t> and </m:t>
+              </m:r>
+              <m:sSub>
+                <m:e>
+                  <m:r>
+                    <m:t>μ</m:t>
+                  </m:r>
+                </m:e>
+                <m:sub>
+                  <m:r>
+                    <m:t>Y</m:t>
+                  </m:r>
+                </m:sub>
+              </m:sSub>
+              <m:r>
+                <m:rPr>
+                  <m:sty m:val="p"/>
+                </m:rPr>
+                <m:t>=</m:t>
+              </m:r>
+              <m:r>
+                <m:rPr>
                   <m:sty m:val="p"/>
                 </m:rPr>
                 <m:t>E</m:t>
@@ -20401,17 +21106,11 @@
                 <m:t>​</m:t>
               </m:r>
               <m:r>
-                <m:t>&amp;</m:t>
-              </m:r>
-              <m:r>
-                <m:t>&amp;</m:t>
-              </m:r>
-              <m:r>
                 <m:rPr>
                   <m:nor/>
                   <m:sty m:val="p"/>
                 </m:rPr>
-                <m:t>(combine like terms)</m:t>
+                <m:t>)</m:t>
               </m:r>
             </m:e>
           </m:eqArr>
@@ -34504,31 +35203,18 @@
                         </m:rPr>
                         <m:t>−</m:t>
                       </m:r>
-                      <m:r>
-                        <m:rPr>
-                          <m:sty m:val="p"/>
-                        </m:rPr>
-                        <m:t>E</m:t>
-                      </m:r>
-                      <m:r>
-                        <m:t>​</m:t>
-                      </m:r>
-                      <m:d>
-                        <m:dPr>
-                          <m:begChr m:val="["/>
-                          <m:sepChr m:val=""/>
-                          <m:endChr m:val="]"/>
-                          <m:grow/>
-                        </m:dPr>
+                      <m:sSub>
                         <m:e>
+                          <m:r>
+                            <m:t>μ</m:t>
+                          </m:r>
+                        </m:e>
+                        <m:sub>
                           <m:r>
                             <m:t>X</m:t>
                           </m:r>
-                        </m:e>
-                      </m:d>
-                      <m:r>
-                        <m:t>​</m:t>
-                      </m:r>
+                        </m:sub>
+                      </m:sSub>
                       <m:r>
                         <m:rPr>
                           <m:sty m:val="p"/>
@@ -34559,31 +35245,18 @@
                         </m:rPr>
                         <m:t>−</m:t>
                       </m:r>
-                      <m:r>
-                        <m:rPr>
-                          <m:sty m:val="p"/>
-                        </m:rPr>
-                        <m:t>E</m:t>
-                      </m:r>
-                      <m:r>
-                        <m:t>​</m:t>
-                      </m:r>
-                      <m:d>
-                        <m:dPr>
-                          <m:begChr m:val="["/>
-                          <m:sepChr m:val=""/>
-                          <m:endChr m:val="]"/>
-                          <m:grow/>
-                        </m:dPr>
+                      <m:sSub>
                         <m:e>
+                          <m:r>
+                            <m:t>μ</m:t>
+                          </m:r>
+                        </m:e>
+                        <m:sub>
                           <m:r>
                             <m:t>Y</m:t>
                           </m:r>
-                        </m:e>
-                      </m:d>
-                      <m:r>
-                        <m:t>​</m:t>
-                      </m:r>
+                        </m:sub>
+                      </m:sSub>
                       <m:r>
                         <m:rPr>
                           <m:sty m:val="p"/>
@@ -34620,7 +35293,106 @@
                   <m:nor/>
                   <m:sty m:val="p"/>
                 </m:rPr>
-                <m:t>(linearity of expectation)</m:t>
+                <m:t>(linearity of expectation, with population means </m:t>
+              </m:r>
+              <m:sSub>
+                <m:e>
+                  <m:r>
+                    <m:t>μ</m:t>
+                  </m:r>
+                </m:e>
+                <m:sub>
+                  <m:r>
+                    <m:t>X</m:t>
+                  </m:r>
+                </m:sub>
+              </m:sSub>
+              <m:r>
+                <m:rPr>
+                  <m:sty m:val="p"/>
+                </m:rPr>
+                <m:t>=</m:t>
+              </m:r>
+              <m:r>
+                <m:rPr>
+                  <m:sty m:val="p"/>
+                </m:rPr>
+                <m:t>E</m:t>
+              </m:r>
+              <m:r>
+                <m:t>​</m:t>
+              </m:r>
+              <m:d>
+                <m:dPr>
+                  <m:begChr m:val="["/>
+                  <m:sepChr m:val=""/>
+                  <m:endChr m:val="]"/>
+                  <m:grow/>
+                </m:dPr>
+                <m:e>
+                  <m:r>
+                    <m:t>X</m:t>
+                  </m:r>
+                </m:e>
+              </m:d>
+              <m:r>
+                <m:t>​</m:t>
+              </m:r>
+              <m:r>
+                <m:rPr>
+                  <m:sty m:val="p"/>
+                </m:rPr>
+                <m:t>,</m:t>
+              </m:r>
+              <m:sSub>
+                <m:e>
+                  <m:r>
+                    <m:t>μ</m:t>
+                  </m:r>
+                </m:e>
+                <m:sub>
+                  <m:r>
+                    <m:t>Y</m:t>
+                  </m:r>
+                </m:sub>
+              </m:sSub>
+              <m:r>
+                <m:rPr>
+                  <m:sty m:val="p"/>
+                </m:rPr>
+                <m:t>=</m:t>
+              </m:r>
+              <m:r>
+                <m:rPr>
+                  <m:sty m:val="p"/>
+                </m:rPr>
+                <m:t>E</m:t>
+              </m:r>
+              <m:r>
+                <m:t>​</m:t>
+              </m:r>
+              <m:d>
+                <m:dPr>
+                  <m:begChr m:val="["/>
+                  <m:sepChr m:val=""/>
+                  <m:endChr m:val="]"/>
+                  <m:grow/>
+                </m:dPr>
+                <m:e>
+                  <m:r>
+                    <m:t>Y</m:t>
+                  </m:r>
+                </m:e>
+              </m:d>
+              <m:r>
+                <m:t>​</m:t>
+              </m:r>
+              <m:r>
+                <m:rPr>
+                  <m:nor/>
+                  <m:sty m:val="p"/>
+                </m:rPr>
+                <m:t>)</m:t>
               </m:r>
             </m:e>
             <m:e>
@@ -34677,31 +35449,18 @@
                     </m:rPr>
                     <m:t>−</m:t>
                   </m:r>
-                  <m:r>
-                    <m:rPr>
-                      <m:sty m:val="p"/>
-                    </m:rPr>
-                    <m:t>E</m:t>
-                  </m:r>
-                  <m:r>
-                    <m:t>​</m:t>
-                  </m:r>
-                  <m:d>
-                    <m:dPr>
-                      <m:begChr m:val="["/>
-                      <m:sepChr m:val=""/>
-                      <m:endChr m:val="]"/>
-                      <m:grow/>
-                    </m:dPr>
+                  <m:sSub>
                     <m:e>
                       <m:r>
+                        <m:t>μ</m:t>
+                      </m:r>
+                    </m:e>
+                    <m:sub>
+                      <m:r>
                         <m:t>X</m:t>
                       </m:r>
-                    </m:e>
-                  </m:d>
-                  <m:r>
-                    <m:t>​</m:t>
-                  </m:r>
+                    </m:sub>
+                  </m:sSub>
                   <m:sSup>
                     <m:e>
                       <m:r>
@@ -34765,31 +35524,18 @@
                     </m:rPr>
                     <m:t>−</m:t>
                   </m:r>
-                  <m:r>
-                    <m:rPr>
-                      <m:sty m:val="p"/>
-                    </m:rPr>
-                    <m:t>E</m:t>
-                  </m:r>
-                  <m:r>
-                    <m:t>​</m:t>
-                  </m:r>
-                  <m:d>
-                    <m:dPr>
-                      <m:begChr m:val="["/>
-                      <m:sepChr m:val=""/>
-                      <m:endChr m:val="]"/>
-                      <m:grow/>
-                    </m:dPr>
+                  <m:sSub>
                     <m:e>
                       <m:r>
+                        <m:t>μ</m:t>
+                      </m:r>
+                    </m:e>
+                    <m:sub>
+                      <m:r>
                         <m:t>X</m:t>
                       </m:r>
-                    </m:e>
-                  </m:d>
-                  <m:r>
-                    <m:t>​</m:t>
-                  </m:r>
+                    </m:sub>
+                  </m:sSub>
                   <m:r>
                     <m:rPr>
                       <m:sty m:val="p"/>
@@ -34811,31 +35557,18 @@
                     </m:rPr>
                     <m:t>−</m:t>
                   </m:r>
-                  <m:r>
-                    <m:rPr>
-                      <m:sty m:val="p"/>
-                    </m:rPr>
-                    <m:t>E</m:t>
-                  </m:r>
-                  <m:r>
-                    <m:t>​</m:t>
-                  </m:r>
-                  <m:d>
-                    <m:dPr>
-                      <m:begChr m:val="["/>
-                      <m:sepChr m:val=""/>
-                      <m:endChr m:val="]"/>
-                      <m:grow/>
-                    </m:dPr>
+                  <m:sSub>
                     <m:e>
                       <m:r>
+                        <m:t>μ</m:t>
+                      </m:r>
+                    </m:e>
+                    <m:sub>
+                      <m:r>
                         <m:t>Y</m:t>
                       </m:r>
-                    </m:e>
-                  </m:d>
-                  <m:r>
-                    <m:t>​</m:t>
-                  </m:r>
+                    </m:sub>
+                  </m:sSub>
                   <m:r>
                     <m:rPr>
                       <m:sty m:val="p"/>
@@ -34875,31 +35608,18 @@
                     </m:rPr>
                     <m:t>−</m:t>
                   </m:r>
-                  <m:r>
-                    <m:rPr>
-                      <m:sty m:val="p"/>
-                    </m:rPr>
-                    <m:t>E</m:t>
-                  </m:r>
-                  <m:r>
-                    <m:t>​</m:t>
-                  </m:r>
-                  <m:d>
-                    <m:dPr>
-                      <m:begChr m:val="["/>
-                      <m:sepChr m:val=""/>
-                      <m:endChr m:val="]"/>
-                      <m:grow/>
-                    </m:dPr>
+                  <m:sSub>
                     <m:e>
                       <m:r>
+                        <m:t>μ</m:t>
+                      </m:r>
+                    </m:e>
+                    <m:sub>
+                      <m:r>
                         <m:t>Y</m:t>
                       </m:r>
-                    </m:e>
-                  </m:d>
-                  <m:r>
-                    <m:t>​</m:t>
-                  </m:r>
+                    </m:sub>
+                  </m:sSub>
                   <m:sSup>
                     <m:e>
                       <m:r>
@@ -34988,31 +35708,18 @@
                     </m:rPr>
                     <m:t>−</m:t>
                   </m:r>
-                  <m:r>
-                    <m:rPr>
-                      <m:sty m:val="p"/>
-                    </m:rPr>
-                    <m:t>E</m:t>
-                  </m:r>
-                  <m:r>
-                    <m:t>​</m:t>
-                  </m:r>
-                  <m:d>
-                    <m:dPr>
-                      <m:begChr m:val="["/>
-                      <m:sepChr m:val=""/>
-                      <m:endChr m:val="]"/>
-                      <m:grow/>
-                    </m:dPr>
+                  <m:sSub>
                     <m:e>
                       <m:r>
+                        <m:t>μ</m:t>
+                      </m:r>
+                    </m:e>
+                    <m:sub>
+                      <m:r>
                         <m:t>X</m:t>
                       </m:r>
-                    </m:e>
-                  </m:d>
-                  <m:r>
-                    <m:t>​</m:t>
-                  </m:r>
+                    </m:sub>
+                  </m:sSub>
                   <m:sSup>
                     <m:e>
                       <m:r>
@@ -35098,31 +35805,18 @@
                     </m:rPr>
                     <m:t>−</m:t>
                   </m:r>
-                  <m:r>
-                    <m:rPr>
-                      <m:sty m:val="p"/>
-                    </m:rPr>
-                    <m:t>E</m:t>
-                  </m:r>
-                  <m:r>
-                    <m:t>​</m:t>
-                  </m:r>
-                  <m:d>
-                    <m:dPr>
-                      <m:begChr m:val="["/>
-                      <m:sepChr m:val=""/>
-                      <m:endChr m:val="]"/>
-                      <m:grow/>
-                    </m:dPr>
+                  <m:sSub>
                     <m:e>
                       <m:r>
+                        <m:t>μ</m:t>
+                      </m:r>
+                    </m:e>
+                    <m:sub>
+                      <m:r>
                         <m:t>X</m:t>
                       </m:r>
-                    </m:e>
-                  </m:d>
-                  <m:r>
-                    <m:t>​</m:t>
-                  </m:r>
+                    </m:sub>
+                  </m:sSub>
                   <m:r>
                     <m:rPr>
                       <m:sty m:val="p"/>
@@ -35144,31 +35838,18 @@
                     </m:rPr>
                     <m:t>−</m:t>
                   </m:r>
-                  <m:r>
-                    <m:rPr>
-                      <m:sty m:val="p"/>
-                    </m:rPr>
-                    <m:t>E</m:t>
-                  </m:r>
-                  <m:r>
-                    <m:t>​</m:t>
-                  </m:r>
-                  <m:d>
-                    <m:dPr>
-                      <m:begChr m:val="["/>
-                      <m:sepChr m:val=""/>
-                      <m:endChr m:val="]"/>
-                      <m:grow/>
-                    </m:dPr>
+                  <m:sSub>
                     <m:e>
                       <m:r>
+                        <m:t>μ</m:t>
+                      </m:r>
+                    </m:e>
+                    <m:sub>
+                      <m:r>
                         <m:t>Y</m:t>
                       </m:r>
-                    </m:e>
-                  </m:d>
-                  <m:r>
-                    <m:t>​</m:t>
-                  </m:r>
+                    </m:sub>
+                  </m:sSub>
                   <m:r>
                     <m:rPr>
                       <m:sty m:val="p"/>
@@ -35230,31 +35911,18 @@
                     </m:rPr>
                     <m:t>−</m:t>
                   </m:r>
-                  <m:r>
-                    <m:rPr>
-                      <m:sty m:val="p"/>
-                    </m:rPr>
-                    <m:t>E</m:t>
-                  </m:r>
-                  <m:r>
-                    <m:t>​</m:t>
-                  </m:r>
-                  <m:d>
-                    <m:dPr>
-                      <m:begChr m:val="["/>
-                      <m:sepChr m:val=""/>
-                      <m:endChr m:val="]"/>
-                      <m:grow/>
-                    </m:dPr>
+                  <m:sSub>
                     <m:e>
                       <m:r>
+                        <m:t>μ</m:t>
+                      </m:r>
+                    </m:e>
+                    <m:sub>
+                      <m:r>
                         <m:t>Y</m:t>
                       </m:r>
-                    </m:e>
-                  </m:d>
-                  <m:r>
-                    <m:t>​</m:t>
-                  </m:r>
+                    </m:sub>
+                  </m:sSub>
                   <m:sSup>
                     <m:e>
                       <m:r>
